--- a/인도네시아_일일보고_사용설명서.docx
+++ b/인도네시아_일일보고_사용설명서.docx
@@ -2286,7 +2286,7 @@
                 <w:sz w:val="19"/>
                 <w:szCs w:val="19"/>
               </w:rPr>
-              <w:t xml:space="preserve">어제 받아둔 파일이 없으니 현지 엑셀과 환율 파일만 넣으십시오. 나머지는 오늘 만들어집니다.</w:t>
+              <w:t xml:space="preserve">어제 받아둔 파일이 없어도, 과거 환율은 프로그램에 내장돼 있으니 현지 엑셀만 넣으면 됩니다. 나머지는 오늘 만들어집니다.</w:t>
             </w:r>
           </w:p>
         </w:tc>
@@ -2380,7 +2380,7 @@
           <w:sz w:val="20"/>
           <w:szCs w:val="20"/>
         </w:rPr>
-        <w:t xml:space="preserve">환율 파일(FX_Rate_Update)을 넣으면 과거 전체가 한 번에 채워집니다.</w:t>
+        <w:t xml:space="preserve">과거 환율(2017~2026)은 프로그램에 이미 들어 있어 따로 넣지 않아도 됩니다. 새 환율 파일(FX_Rate_Update)을 넣으면 그 파일 값으로 갱신되고, 당일 환율은 위 상자에서 직접 넣습니다.</w:t>
       </w:r>
     </w:p>
     <w:p>
@@ -3497,6 +3497,20 @@
         </w:tc>
       </w:tr>
     </w:tbl>
+    <w:p>
+      <w:pPr>
+        <w:spacing w:after="120" w:line="300"/>
+      </w:pPr>
+      <w:r>
+        <w:rPr>
+          <w:rFonts w:ascii="맑은 고딕" w:cs="맑은 고딕" w:eastAsia="맑은 고딕" w:hAnsi="맑은 고딕"/>
+          <w:color w:val="1F2933"/>
+          <w:sz w:val="20"/>
+          <w:szCs w:val="20"/>
+        </w:rPr>
+        <w:t xml:space="preserve">저장한 그림·엑셀·검산용 엑셀은 브라우저 기본 '다운로드(Downloads)' 폴더에 저장됩니다. 저장을 누르면 화면에 파일명과 저장 위치 안내가 뜨고, 브라우저 우측 상단 다운로드(⤓) 아이콘에서도 바로 열 수 있습니다.</w:t>
+      </w:r>
+    </w:p>
     <w:p>
       <w:pPr>
         <w:spacing w:after="140"/>

--- a/인도네시아_일일보고_사용설명서.docx
+++ b/인도네시아_일일보고_사용설명서.docx
@@ -3536,7 +3536,7 @@
           <w:sz w:val="20"/>
           <w:szCs w:val="20"/>
         </w:rPr>
-        <w:t xml:space="preserve">위쪽 [직접 넣어야 하는 값]에는 원천에 없는 숫자를 넣습니다. 가중평균금리, 본사대출 잔액, 신용 계좌수입니다. 한 번 넣으면 다음 날 그대로 나옵니다.</w:t>
+        <w:t xml:space="preserve">위쪽 [직접 넣어야 하는 값]에는 원천에 없는 숫자를 넣습니다. 가중평균금리, 본사대출 잔액, 신용 계좌수입니다. 한 번 넣으면 다음 날 그대로 나옵니다. 아직 넣지 않은 필수 칸은 주황색으로 강조되고 위쪽에 입력 필요 안내가 뜹니다. 보고 양식은 금액을 억원 소수 둘째자리, 달성률·비율을 소수 첫째자리, 말잔을 정수, 가중평균금리를 소수 둘째자리로 표기합니다.</w:t>
       </w:r>
     </w:p>
     <w:tbl>
@@ -4452,7 +4452,7 @@
           <w:sz w:val="20"/>
           <w:szCs w:val="20"/>
         </w:rPr>
-        <w:t xml:space="preserve">[확정 실적] 탭 — 관리회계가 마감되면 그 달의 원화 억원(BK·AM·IB FEE·신용·예금·SW·IB BOOK·기타)을 넣습니다. 마감월은 확정치로 고정되고, 당월은 마감 전까지 원천 일데이터가 누적됩니다. 관리회계는 추정→확정 2단계라 확정이 나오면 [단계]만 바꿔 다시 넣습니다. 넣은 값은 분기·기누적에만 반영되고 금일·주간·월간·잔고에는 영향이 없습니다. 비워 두면 예전처럼 원천 값으로 계산합니다. close_ledger.json으로 저장·재적재됩니다.</w:t>
+        <w:t xml:space="preserve">[확정 실적] 탭 — 관리회계가 마감되면 그 달의 원화 억원(BK·AM·IB FEE·신용·예금·SW·IB BOOK·기타)을 넣습니다. 마감월은 확정치로 고정되고, 당월은 마감 전까지 원천 일데이터가 누적됩니다. 관리회계는 추정→확정 2단계라 확정이 나오면 [단계]만 바꿔 다시 넣습니다. 넣은 값은 분기·기누적에만 반영되고 금일·주간·월간·잔고에는 영향이 없습니다. 비워 두면 예전처럼 원천 값으로 계산합니다. close_ledger.json으로 저장·재적재됩니다. 다시 올릴 때는 올린 달만 덮어쓰고 나머지는 유지됩니다(병합). 확정치를 넣으면 계산 결과 탭 맨 아래에 회계마감 전(raw) 기누적도 함께 표시됩니다.</w:t>
       </w:r>
     </w:p>
     <w:p>
@@ -4969,7 +4969,7 @@
                 <w:sz w:val="18"/>
                 <w:szCs w:val="18"/>
               </w:rPr>
-              <w:t xml:space="preserve">환율을 넣지 않은 날에만 쓰는 값</w:t>
+              <w:t xml:space="preserve">비우면 전일자(가장 최근) 환율을 쓰고, 값을 넣으면 그 값(당일)을 씁니다</w:t>
             </w:r>
           </w:p>
         </w:tc>
@@ -6968,7 +6968,7 @@
           <w:sz w:val="20"/>
           <w:szCs w:val="20"/>
         </w:rPr>
-        <w:t xml:space="preserve">인도네시아 공휴일은 현지 엑셀에서 자동으로 읽습니다.</w:t>
+        <w:t xml:space="preserve">인도네시아 휴장일은 2026년치가 기본 등록돼 있고 현지 엑셀에서도 자동으로 읽습니다. 휴일 탭에서 인도네시아를 골라 추가·수정·삭제하고 저장할 수 있습니다.</w:t>
       </w:r>
     </w:p>
     <w:p>

--- a/인도네시아_일일보고_사용설명서.docx
+++ b/인도네시아_일일보고_사용설명서.docx
@@ -4721,7 +4721,7 @@
                 <w:sz w:val="18"/>
                 <w:szCs w:val="18"/>
               </w:rPr>
-              <w:t xml:space="preserve">보고서에 찍히는 날짜. 원천은 그 전일까지를 씁니다</w:t>
+              <w:t xml:space="preserve">보고서에 찍히는 날짜. 원천은 그 전일까지를 씁니다. 기본값은 최신 자료일 하루만 담는 당일 보고이며, 그 이후 데이터가 있어도 쓰지 않습니다. 월요일처럼 뒤 날짜로 직접 바꿔 다시 계산하면 전주 금·토·일을 포함한 주간단위로 확장됩니다</w:t>
             </w:r>
           </w:p>
         </w:tc>

--- a/인도네시아_일일보고_사용설명서.docx
+++ b/인도네시아_일일보고_사용설명서.docx
@@ -4721,7 +4721,7 @@
                 <w:sz w:val="18"/>
                 <w:szCs w:val="18"/>
               </w:rPr>
-              <w:t xml:space="preserve">보고서에 찍히는 날짜. 원천은 그 전일까지를 씁니다. 기본값은 최신 자료일 하루만 담는 당일 보고이며, 그 이후 데이터가 있어도 쓰지 않습니다. 월요일처럼 뒤 날짜로 직접 바꿔 다시 계산하면 전주 금·토·일을 포함한 주간단위로 확장됩니다</w:t>
+              <w:t xml:space="preserve">보고서에 찍히는 날짜. 원천은 그 전일까지를 씁니다. 기본값은 당일(오늘) 기준으로 그 이하 최신 자료일 하루만 담는 단일일 보고이며, 원천에 오늘 이후(미래) 날짜 데이터가 있어도 쓰지 않습니다. 월요일처럼 뒤 날짜로 직접 바꿔 다시 계산하면 전주 금·토·일을 포함한 주간단위로 확장됩니다</w:t>
             </w:r>
           </w:p>
         </w:tc>

--- a/인도네시아_일일보고_사용설명서.docx
+++ b/인도네시아_일일보고_사용설명서.docx
@@ -2152,7 +2152,7 @@
                 <w:sz w:val="18"/>
                 <w:szCs w:val="18"/>
               </w:rPr>
-              <w:t xml:space="preserve">ledger.json 외 5개</w:t>
+              <w:t xml:space="preserve">원장_YYMMDD.json 외 5개</w:t>
             </w:r>
           </w:p>
         </w:tc>
@@ -4452,7 +4452,7 @@
           <w:sz w:val="20"/>
           <w:szCs w:val="20"/>
         </w:rPr>
-        <w:t xml:space="preserve">[확정 실적] 탭 — 관리회계가 마감되면 그 달의 원화 억원(BK·AM·IB FEE·신용·예금·SW·IB BOOK·기타)을 넣습니다. 마감월은 확정치로 고정되고, 당월은 마감 전까지 원천 일데이터가 누적됩니다. 관리회계는 추정→확정 2단계라 확정이 나오면 [단계]만 바꿔 다시 넣습니다. 넣은 값은 분기·기누적에만 반영되고 금일·주간·월간·잔고에는 영향이 없습니다. 비워 두면 예전처럼 원천 값으로 계산합니다. close_ledger.json으로 저장·재적재됩니다. 다시 올릴 때는 올린 달만 덮어쓰고 나머지는 유지됩니다(병합). 확정치를 넣으면 계산 결과 탭 맨 아래에 회계마감 전(raw) 기누적도 함께 표시됩니다.</w:t>
+        <w:t xml:space="preserve">[확정 실적] 탭 — 관리회계가 마감되면 그 달의 원화 억원(BK·AM·IB FEE·신용·예금·SW·IB BOOK·기타)을 넣습니다. 마감월은 확정치로 고정되고, 당월은 마감 전까지 원천 일데이터가 누적됩니다. 관리회계는 추정→확정 2단계라 확정이 나오면 [단계]만 바꿔 다시 넣습니다. 넣은 값은 분기·기누적에만 반영되고 금일·주간·월간·잔고에는 영향이 없습니다. 비워 두면 예전처럼 원천 값으로 계산합니다. 확정실적_YYMMDD.json으로 저장·재적재됩니다. 다시 올릴 때는 올린 달만 덮어쓰고 나머지는 유지됩니다(병합). 확정치를 넣으면 계산 결과 탭 맨 아래에 회계마감 전(raw) 기누적도 함께 표시됩니다.</w:t>
       </w:r>
     </w:p>
     <w:p>
@@ -6517,7 +6517,7 @@
           <w:sz w:val="20"/>
           <w:szCs w:val="20"/>
         </w:rPr>
-        <w:t xml:space="preserve">어제 받아둔 ledger.json을 함께 넣으면 프로그램이 대조해서 세 곳에 표시합니다.</w:t>
+        <w:t xml:space="preserve">어제 받아둔 원장 파일(원장_YYMMDD.json)을 함께 넣으면 프로그램이 대조해서 세 곳에 표시합니다.</w:t>
       </w:r>
     </w:p>
     <w:p>
@@ -6722,7 +6722,7 @@
                 <w:sz w:val="19"/>
                 <w:szCs w:val="19"/>
               </w:rPr>
-              <w:t xml:space="preserve">ledger.json을 넣지 않으면 대조가 되지 않습니다.</w:t>
+              <w:t xml:space="preserve">원장 파일을 넣지 않으면 대조가 되지 않습니다.</w:t>
             </w:r>
           </w:p>
         </w:tc>
@@ -7951,7 +7951,7 @@
                 <w:sz w:val="18"/>
                 <w:szCs w:val="18"/>
               </w:rPr>
-              <w:t xml:space="preserve">ledger.json</w:t>
+              <w:t xml:space="preserve">원장_YYMMDD.json</w:t>
             </w:r>
           </w:p>
         </w:tc>
@@ -8043,7 +8043,7 @@
                 <w:sz w:val="18"/>
                 <w:szCs w:val="18"/>
               </w:rPr>
-              <w:t xml:space="preserve">fx_ledger.json</w:t>
+              <w:t xml:space="preserve">환율_YYMMDD.json</w:t>
             </w:r>
           </w:p>
         </w:tc>
@@ -8135,7 +8135,7 @@
                 <w:sz w:val="18"/>
                 <w:szCs w:val="18"/>
               </w:rPr>
-              <w:t xml:space="preserve">est_ledger.json</w:t>
+              <w:t xml:space="preserve">주간추정_YYMMDD.json</w:t>
             </w:r>
           </w:p>
         </w:tc>
@@ -8227,7 +8227,7 @@
                 <w:sz w:val="18"/>
                 <w:szCs w:val="18"/>
               </w:rPr>
-              <w:t xml:space="preserve">holidays.json</w:t>
+              <w:t xml:space="preserve">휴일_YYMMDD.json</w:t>
             </w:r>
           </w:p>
         </w:tc>
@@ -8319,7 +8319,7 @@
                 <w:sz w:val="18"/>
                 <w:szCs w:val="18"/>
               </w:rPr>
-              <w:t xml:space="preserve">close_ledger.json</w:t>
+              <w:t xml:space="preserve">확정실적_YYMMDD.json</w:t>
             </w:r>
           </w:p>
         </w:tc>
@@ -8411,7 +8411,7 @@
                 <w:sz w:val="18"/>
                 <w:szCs w:val="18"/>
               </w:rPr>
-              <w:t xml:space="preserve">form_config.json</w:t>
+              <w:t xml:space="preserve">설정_YYMMDD.json</w:t>
             </w:r>
           </w:p>
         </w:tc>
@@ -8502,7 +8502,7 @@
           <w:sz w:val="20"/>
           <w:szCs w:val="20"/>
         </w:rPr>
-        <w:t xml:space="preserve">여섯 개는 서로 독립적입니다. 하나가 없어도 나머지는 그대로 씁니다.</w:t>
+        <w:t xml:space="preserve">여섯 개는 서로 독립적입니다. 하나가 없어도 나머지는 그대로 씁니다. 파일명 끝 6자리(예: 260805)는 보고일이며, 재적재는 파일명이 아니라 내용으로 인식하므로 이름이 달라도 그대로 읽습니다.</w:t>
       </w:r>
     </w:p>
     <w:p>

--- a/인도네시아_일일보고_사용설명서.docx
+++ b/인도네시아_일일보고_사용설명서.docx
@@ -62,7 +62,7 @@
           <w:sz w:val="21"/>
           <w:szCs w:val="21"/>
         </w:rPr>
-        <w:t xml:space="preserve">현지 엑셀을 넣으면 일일보고에 붙일 표를 만들어 주는 프로그램입니다. 설치와 인터넷 연결이 필요 없습니다.</w:t>
+        <w:t xml:space="preserve">현지 엑셀을 넣으면 일일보고에 붙일 표를 만들어 주는 프로그램입니다. 설치와 인터넷 연결이 필요 없습니다. 산출 숫자(금일·주간·월간·분기·기누적)는 본사 집계 시트(정답지)와 일치하도록 맞춰져 있습니다. 관리회계 미확정 월은 원천 로데이터 합계로 계산하며, 그 달 확정치를 넣으면 정답지에 그대로 수렴합니다. (2026-08-06 기준판)</w:t>
       </w:r>
     </w:p>
     <w:tbl>
@@ -451,7 +451,7 @@
                 <w:sz w:val="18"/>
                 <w:szCs w:val="18"/>
               </w:rPr>
-              <w:t xml:space="preserve">보고 양식 그림(PNG) · 엑셀 · 검산용 엑셀</w:t>
+              <w:t xml:space="preserve">보고 양식 그림(PNG) · 엑셀(일일보고+세부 일일보고 2시트) · 검산용 엑셀</w:t>
             </w:r>
           </w:p>
         </w:tc>
@@ -3369,7 +3369,7 @@
                 <w:sz w:val="18"/>
                 <w:szCs w:val="18"/>
               </w:rPr>
-              <w:t xml:space="preserve">서식이 들어간 xlsx</w:t>
+              <w:t xml:space="preserve">일일보고+세부 일일보고 2시트 xlsx</w:t>
             </w:r>
           </w:p>
         </w:tc>
@@ -3536,7 +3536,7 @@
           <w:sz w:val="20"/>
           <w:szCs w:val="20"/>
         </w:rPr>
-        <w:t xml:space="preserve">위쪽 [직접 넣어야 하는 값]에는 원천에 없는 숫자를 넣습니다. 가중평균금리, 본사대출 잔액, 신용 계좌수입니다. 한 번 넣으면 다음 날 그대로 나옵니다. 아직 넣지 않은 필수 칸은 주황색으로 강조되고 위쪽에 입력 필요 안내가 뜹니다. 보고 양식은 금액을 억원 소수 둘째자리, 달성률·비율을 소수 첫째자리, 말잔을 정수, 가중평균금리를 소수 둘째자리로 표기합니다.</w:t>
+        <w:t xml:space="preserve">위쪽 [직접 넣어야 하는 값]에는 원천에 없는 숫자를 넣습니다. 가중평균금리, 본사대출 잔액, 신용 계좌수입니다. 한 번 넣으면 다음 날 그대로 나옵니다. 아직 넣지 않은 필수 칸은 주황색으로 강조되고 위쪽에 입력 필요 안내가 뜹니다. 보고 양식은 금액을 억원 소수 둘째자리, 달성률·비율을 소수 첫째자리, 말잔을 정수, 가중평균금리를 소수 둘째자리로 표기합니다. 순영업수익 현황 표 우상단에는 적용환율과 그 기준(기누적·주차고정·전주말 날짜)이 함께 표시되어 어떤 환율인지 알 수 있습니다. 표의 실적·달성률 열은 구간별로 같은 폭으로 정렬됩니다.</w:t>
       </w:r>
     </w:p>
     <w:tbl>
@@ -4376,7 +4376,7 @@
           <w:sz w:val="20"/>
           <w:szCs w:val="20"/>
         </w:rPr>
-        <w:t xml:space="preserve">이자성 항목은 금·토·일 3일치가 들어갑니다. 원천에 주말 자료가 아직 없으면 금요일 값이 3일간 이어진 것으로 계산합니다. 나중에 실제 주말 값이 들어오면 그 값을 씁니다.</w:t>
+        <w:t xml:space="preserve">주간은 토·일·월·화·수·목·금(토요일 시작) 기준입니다. 토·일은 직전 금요일 값을 쓰되 BK·IB FEE·SW는 0으로, AM은 관리보수(AM Rev) 상수를 이어 반영합니다. 이자성 항목(신용·미수·주담 등)은 금요일 값이 이어져 월요일에 금·토·일 3일치로 들어갑니다. 주말 환율은 그 주 직전(전주까지)의 기누적환율로 고정 적용합니다. 원천에 실제 주말 값이 들어오면 그 값을 씁니다.</w:t>
       </w:r>
     </w:p>
     <w:p>
@@ -4452,7 +4452,7 @@
           <w:sz w:val="20"/>
           <w:szCs w:val="20"/>
         </w:rPr>
-        <w:t xml:space="preserve">[확정 실적] 탭 — 관리회계가 마감되면 그 달의 원화 억원(BK·AM·IB FEE·신용·예금·SW·IB BOOK·기타)을 넣습니다. 마감월은 확정치로 고정되고, 당월은 마감 전까지 원천 일데이터가 누적됩니다. 관리회계는 추정→확정 2단계라 확정이 나오면 [단계]만 바꿔 다시 넣습니다. 넣은 값은 분기·기누적에만 반영되고 금일·주간·월간·잔고에는 영향이 없습니다. 비워 두면 예전처럼 원천 값으로 계산합니다. 확정실적_YYMMDD.json으로 저장·재적재됩니다. 다시 올릴 때는 올린 달만 덮어쓰고 나머지는 유지됩니다(병합). 확정치를 넣으면 계산 결과 탭 맨 아래에 회계마감 전(raw) 기누적도 함께 표시됩니다.</w:t>
+        <w:t xml:space="preserve">[확정 실적] 탭 — 관리회계가 마감되면 그 달의 원화 억원(BK·AM·IB FEE·신용·예금·SW·IB BOOK·기타)을 넣습니다. 입력란은 회계연도 1~12월 전체가 미리 만들어져 있어, 마감되는 달마다 해당 월에 채워 넣으면 됩니다(당월 이후는 빈 슬롯). 마감월은 확정치로 고정되고, 당월은 마감 전까지 원천 일데이터가 누적됩니다. 관리회계는 추정→확정 2단계라 확정이 나오면 [단계]만 바꿔 다시 넣습니다. 넣은 값은 분기·기누적에만 반영되고 금일·주간·월간·잔고에는 영향이 없습니다. 비워 두면 예전처럼 원천 값으로 계산합니다. 확정실적_YYMMDD.json으로 저장·재적재됩니다. 다시 올릴 때는 올린 달만 덮어쓰고 나머지는 유지됩니다(병합). 확정치를 넣으면 계산 결과 탭 맨 아래에 회계마감 전(raw) 기누적도 함께 표시됩니다.</w:t>
       </w:r>
     </w:p>
     <w:p>

--- a/인도네시아_일일보고_사용설명서.docx
+++ b/인도네시아_일일보고_사용설명서.docx
@@ -2028,7 +2028,7 @@
                 <w:sz w:val="18"/>
                 <w:szCs w:val="18"/>
               </w:rPr>
-              <w:t xml:space="preserve">목·금 보고 때</w:t>
+              <w:t xml:space="preserve">직접 선택해 쓸 때</w:t>
             </w:r>
           </w:p>
         </w:tc>
@@ -3682,7 +3682,7 @@
           <w:sz w:val="20"/>
           <w:szCs w:val="20"/>
         </w:rPr>
-        <w:t xml:space="preserve">요일에 따라 쓰는 숫자가 다릅니다. 프로그램이 자동으로 판단하며, 화면 위 [오늘 쓸 숫자]에서 바꿀 수 있습니다.</w:t>
+        <w:t xml:space="preserve">보고일에 지정한 날짜가 결과를 결정합니다. 요일에 따라 숫자가 자동으로 바뀌지 않습니다. 금일은 언제나 '보고일 전일의 확정치'를 그대로 씁니다. 주간 추정 파일은 화면 위 [오늘 쓸 숫자]에서 직접 고를 때만 사용합니다.</w:t>
       </w:r>
     </w:p>
     <w:p>
@@ -4143,7 +4143,7 @@
                 <w:sz w:val="18"/>
                 <w:szCs w:val="18"/>
               </w:rPr>
-              <w:t xml:space="preserve">주간 추정 파일</w:t>
+              <w:t xml:space="preserve">원천</w:t>
             </w:r>
           </w:p>
         </w:tc>
@@ -4203,7 +4203,7 @@
                 <w:sz w:val="18"/>
                 <w:szCs w:val="18"/>
               </w:rPr>
-              <w:t xml:space="preserve">당일 추정치</w:t>
+              <w:t xml:space="preserve">전일 1일치</w:t>
             </w:r>
           </w:p>
         </w:tc>
@@ -4424,7 +4424,7 @@
           <w:sz w:val="20"/>
           <w:szCs w:val="20"/>
         </w:rPr>
-        <w:t xml:space="preserve">주간 추정 파일의 당일 값을 씁니다. 파일을 넣지 않으면 원천으로 계산하며 화면에 표시됩니다.</w:t>
+        <w:t xml:space="preserve">목·금도 다른 요일과 같습니다. 금일은 보고일 전일의 확정치를 씁니다. 주간 추정 파일 값을 쓰려면 [오늘 쓸 숫자]에서 '주간 추정 파일'을 직접 고르십시오.</w:t>
       </w:r>
     </w:p>
     <w:p>
@@ -4486,7 +4486,7 @@
           <w:sz w:val="20"/>
           <w:szCs w:val="20"/>
         </w:rPr>
-        <w:t xml:space="preserve">보고할 날짜를 목요일이나 금요일로 바꾸고 [오늘 쓸 숫자]를 원천으로 두면 그 날짜 보고가 원천 기준으로 다시 계산됩니다.</w:t>
+        <w:t xml:space="preserve">보고할 날짜를 바꾸면 그 날짜 기준으로 전부 다시 계산됩니다. 과거 날짜도 미래 날짜도 지정할 수 있고, 지정한 날짜가 임의로 바뀌지 않습니다.</w:t>
       </w:r>
     </w:p>
     <w:p>
@@ -4721,7 +4721,7 @@
                 <w:sz w:val="18"/>
                 <w:szCs w:val="18"/>
               </w:rPr>
-              <w:t xml:space="preserve">보고서에 찍히는 날짜. 원천은 그 전일까지를 씁니다. 기본값은 당일(오늘) 기준으로 그 이하 최신 자료일 하루만 담는 단일일 보고이며, 원천에 오늘 이후(미래) 날짜 데이터가 있어도 쓰지 않습니다. 월요일처럼 뒤 날짜로 직접 바꿔 다시 계산하면 전주 금·토·일을 포함한 주간단위로 확장됩니다</w:t>
+              <w:t xml:space="preserve">보고서에 찍히는 날짜이자 모든 계산의 기준. 금일은 이 날짜의 전일 확정치를 씁니다. 기본값은 원천 파일의 마지막 확정일 다음 영업일이며, 직접 지정하면 과거·미래 어느 날짜든 그대로 반영됩니다. 원장 범위를 벗어나면 [적용 상태]에 안내만 뜨고 날짜는 바뀌지 않습니다</w:t>
             </w:r>
           </w:p>
         </w:tc>
@@ -4783,7 +4783,7 @@
                 <w:sz w:val="18"/>
                 <w:szCs w:val="18"/>
               </w:rPr>
-              <w:t xml:space="preserve">원천 또는 주간 추정 파일. 기본은 요일에 맞춰 자동</w:t>
+              <w:t xml:space="preserve">기본은 항상 원천(로데이터). 주간 추정 파일을 쓰려면 직접 선택</w:t>
             </w:r>
           </w:p>
         </w:tc>
@@ -5840,7 +5840,7 @@
                 <w:sz w:val="18"/>
                 <w:szCs w:val="18"/>
               </w:rPr>
-              <w:t xml:space="preserve">계산된 숫자와 추정치 대조</w:t>
+              <w:t xml:space="preserve">포켓별 상세 · 기 진도율과 기 연환산 달성률</w:t>
             </w:r>
           </w:p>
         </w:tc>
@@ -6758,7 +6758,7 @@
           <w:sz w:val="20"/>
           <w:szCs w:val="20"/>
         </w:rPr>
-        <w:t xml:space="preserve">[주간 목표] 탭에서 지난주 실적이 주간 목표에서 얼마나 벗어났는지 봅니다.</w:t>
+        <w:t xml:space="preserve">[주간 목표] 탭은 보고와 같은 토~금 기준입니다. 표가 둘로 나뉘어 ① 지난주 마감 실적(토~금 7일이 모두 끝난 주)과 ② 이번주 진행 실적(토요일부터 보고일까지, 경과 일수만큼 목표를 환산한 참고치)을 각각 보여줍니다.</w:t>
       </w:r>
     </w:p>
     <w:p>
@@ -7270,7 +7270,7 @@
           <w:sz w:val="20"/>
           <w:szCs w:val="20"/>
         </w:rPr>
-        <w:t xml:space="preserve">목요일인데 추정 파일 값이 안 들어갑니다</w:t>
+        <w:t xml:space="preserve">목·금인데 추정 파일 값이 안 들어갑니다</w:t>
       </w:r>
     </w:p>
     <w:p>
@@ -7296,7 +7296,7 @@
           <w:sz w:val="20"/>
           <w:szCs w:val="20"/>
         </w:rPr>
-        <w:t xml:space="preserve">추정 파일을 넣었는지, 그 파일에 해당 날짜가 있는지 확인하십시오. 화면 [적용 상태]에 표시됩니다.</w:t>
+        <w:t xml:space="preserve">요일에 따른 자동 전환은 없앴습니다. [오늘 쓸 숫자]에서 '주간 추정 파일'을 직접 고른 뒤, 그 파일에 해당 날짜가 있는지 확인하십시오. 화면 [적용 상태]에 표시됩니다.</w:t>
       </w:r>
     </w:p>
     <w:p>
@@ -7598,7 +7598,7 @@
           <w:sz w:val="20"/>
           <w:szCs w:val="20"/>
         </w:rPr>
-        <w:t xml:space="preserve">목·금이면 주간 추정 파일도 넣었다</w:t>
+        <w:t xml:space="preserve">보고할 날짜가 내가 보고하려는 날짜로 맞다</w:t>
       </w:r>
     </w:p>
     <w:p>
@@ -7742,7 +7742,7 @@
           <w:sz w:val="20"/>
           <w:szCs w:val="20"/>
         </w:rPr>
-        <w:t xml:space="preserve">적용 상태가 오늘 요일에 맞다</w:t>
+        <w:t xml:space="preserve">적용 상태가 '원천 기준'이고 금일상한이 보고일 전일이다</w:t>
       </w:r>
     </w:p>
     <w:p>

--- a/인도네시아_일일보고_사용설명서.docx
+++ b/인도네시아_일일보고_사용설명서.docx
@@ -2028,7 +2028,7 @@
                 <w:sz w:val="18"/>
                 <w:szCs w:val="18"/>
               </w:rPr>
-              <w:t xml:space="preserve">직접 선택해 쓸 때</w:t>
+              <w:t xml:space="preserve">목·금 보고 때</w:t>
             </w:r>
           </w:p>
         </w:tc>
@@ -3682,7 +3682,7 @@
           <w:sz w:val="20"/>
           <w:szCs w:val="20"/>
         </w:rPr>
-        <w:t xml:space="preserve">보고일에 지정한 날짜가 결과를 결정합니다. 요일에 따라 숫자가 자동으로 바뀌지 않습니다. 금일은 언제나 '보고일 전일의 확정치'를 그대로 씁니다. 주간 추정 파일은 화면 위 [오늘 쓸 숫자]에서 직접 고를 때만 사용합니다.</w:t>
+        <w:t xml:space="preserve">요일에 따라 금일에 쓰는 숫자가 다릅니다. 프로그램이 보고일의 요일을 보고 자동으로 정하며, 화면 위 [오늘 쓸 숫자]에서 바꿀 수 있습니다. 월~수는 원천 기준으로 '보고일 전일의 확정치'를, 목·금은 주간 추정 파일의 '보고일 당일 추정치'를 씁니다.</w:t>
       </w:r>
     </w:p>
     <w:p>
@@ -4143,7 +4143,7 @@
                 <w:sz w:val="18"/>
                 <w:szCs w:val="18"/>
               </w:rPr>
-              <w:t xml:space="preserve">원천</w:t>
+              <w:t xml:space="preserve">주간 추정 파일</w:t>
             </w:r>
           </w:p>
         </w:tc>
@@ -4203,7 +4203,7 @@
                 <w:sz w:val="18"/>
                 <w:szCs w:val="18"/>
               </w:rPr>
-              <w:t xml:space="preserve">전일 1일치</w:t>
+              <w:t xml:space="preserve">당일 추정치</w:t>
             </w:r>
           </w:p>
         </w:tc>
@@ -4424,7 +4424,7 @@
           <w:sz w:val="20"/>
           <w:szCs w:val="20"/>
         </w:rPr>
-        <w:t xml:space="preserve">목·금도 다른 요일과 같습니다. 금일은 보고일 전일의 확정치를 씁니다. 주간 추정 파일 값을 쓰려면 [오늘 쓸 숫자]에서 '주간 추정 파일'을 직접 고르십시오.</w:t>
+        <w:t xml:space="preserve">주간 추정 파일의 보고일 당일 추정치를 씁니다. 이 추정치는 금일뿐 아니라 주간·월간·분기·기누적에도 함께 반영됩니다(전일까지는 원천 확정치, 당일만 추정치). 파일을 넣지 않으면 원천으로 계산하며 화면 [적용 상태]에 표시됩니다.</w:t>
       </w:r>
     </w:p>
     <w:p>
@@ -4783,7 +4783,7 @@
                 <w:sz w:val="18"/>
                 <w:szCs w:val="18"/>
               </w:rPr>
-              <w:t xml:space="preserve">기본은 항상 원천(로데이터). 주간 추정 파일을 쓰려면 직접 선택</w:t>
+              <w:t xml:space="preserve">원천 또는 주간 추정 파일. 기본은 요일에 맞춰 자동(월~수 원천, 목·금 추정)</w:t>
             </w:r>
           </w:p>
         </w:tc>
@@ -7296,7 +7296,7 @@
           <w:sz w:val="20"/>
           <w:szCs w:val="20"/>
         </w:rPr>
-        <w:t xml:space="preserve">요일에 따른 자동 전환은 없앴습니다. [오늘 쓸 숫자]에서 '주간 추정 파일'을 직접 고른 뒤, 그 파일에 해당 날짜가 있는지 확인하십시오. 화면 [적용 상태]에 표시됩니다.</w:t>
+        <w:t xml:space="preserve">추정 파일을 넣었는지, 그 파일에 해당 날짜가 있는지 확인하십시오. 시트 이름은 'KISI 일일실적 집계'가 들어가야 읽습니다. 화면 [적용 상태]에 '추정 파일 값 사용' 또는 '이 날짜 없음'으로 표시됩니다.</w:t>
       </w:r>
     </w:p>
     <w:p>
@@ -7598,7 +7598,7 @@
           <w:sz w:val="20"/>
           <w:szCs w:val="20"/>
         </w:rPr>
-        <w:t xml:space="preserve">보고할 날짜가 내가 보고하려는 날짜로 맞다</w:t>
+        <w:t xml:space="preserve">보고할 날짜가 맞고, 목·금이면 주간 추정 파일도 넣었다</w:t>
       </w:r>
     </w:p>
     <w:p>
@@ -7742,7 +7742,7 @@
           <w:sz w:val="20"/>
           <w:szCs w:val="20"/>
         </w:rPr>
-        <w:t xml:space="preserve">적용 상태가 '원천 기준'이고 금일상한이 보고일 전일이다</w:t>
+        <w:t xml:space="preserve">적용 상태가 보고일 요일에 맞다(월~수 원천 · 목·금 추정)</w:t>
       </w:r>
     </w:p>
     <w:p>
